--- a/engine/tmgh_study/TMGH_Sources_01-09-2026.docx
+++ b/engine/tmgh_study/TMGH_Sources_01-09-2026.docx
@@ -16607,7 +16607,7 @@
                 <w:color w:val="1A1D21"/>
                 <w:sz w:val="17"/>
               </w:rPr>
-              <w:t>the method used here gives 35.79%; the price the shares trade at implies 19.4% to 23.1%</w:t>
+              <w:t>the method used here gives 35.79%; the price the shares trade at implies 22.4% to 23.7%</w:t>
             </w:r>
           </w:p>
         </w:tc>

--- a/engine/tmgh_study/TMGH_Sources_01-09-2026.docx
+++ b/engine/tmgh_study/TMGH_Sources_01-09-2026.docx
@@ -16607,7 +16607,7 @@
                 <w:color w:val="1A1D21"/>
                 <w:sz w:val="17"/>
               </w:rPr>
-              <w:t>the method used here gives 35.79%; the price the shares trade at implies 22.4% to 23.7%</w:t>
+              <w:t>the method used here gives 35.79%; the price the shares trade at implies 29.1% to 26.5%</w:t>
             </w:r>
           </w:p>
         </w:tc>

--- a/engine/tmgh_study/TMGH_Sources_01-09-2026.docx
+++ b/engine/tmgh_study/TMGH_Sources_01-09-2026.docx
@@ -16607,7 +16607,7 @@
                 <w:color w:val="1A1D21"/>
                 <w:sz w:val="17"/>
               </w:rPr>
-              <w:t>the method used here gives 35.79%; the price the shares trade at implies 29.1% to 26.5%</w:t>
+              <w:t>the method used here gives 35.79%; the price the shares trade at implies 21.8% to 15.6%</w:t>
             </w:r>
           </w:p>
         </w:tc>

--- a/engine/tmgh_study/TMGH_Sources_01-09-2026.docx
+++ b/engine/tmgh_study/TMGH_Sources_01-09-2026.docx
@@ -16607,7 +16607,7 @@
                 <w:color w:val="1A1D21"/>
                 <w:sz w:val="17"/>
               </w:rPr>
-              <w:t>the method used here gives 35.79%; the price the shares trade at implies 21.8% to 15.6%</w:t>
+              <w:t>the method used here gives 35.79%; the price the shares trade at implies 23.6% to 16.5%</w:t>
             </w:r>
           </w:p>
         </w:tc>
